--- a/Lab 8/Lab8_Summary.docx
+++ b/Lab 8/Lab8_Summary.docx
@@ -80,7 +80,6 @@
         <w:jc w:val="center"/>
         <w:tblLayout w:type="fixed"/>
         <w:tblLook w:firstColumn="1" w:firstRow="1" w:lastColumn="0" w:lastRow="0" w:noHBand="0" w:noVBand="1" w:val="04A0"/>
-        <w:tblLayout w:type="fixed"/>
       </w:tblPr>
       <w:tblGrid>
         <w:gridCol w:w="2834"/>
@@ -1257,7 +1256,6 @@
         <w:jc w:val="center"/>
         <w:tblLayout w:type="fixed"/>
         <w:tblLook w:firstColumn="1" w:firstRow="1" w:lastColumn="0" w:lastRow="0" w:noHBand="0" w:noVBand="1" w:val="04A0"/>
-        <w:tblLayout w:type="fixed"/>
       </w:tblPr>
       <w:tblGrid>
         <w:gridCol w:w="4104"/>
